--- a/site/docs/turnscript-trattamento-dei-dati-it.docx
+++ b/site/docs/turnscript-trattamento-dei-dati-it.docx
@@ -34,7 +34,7 @@
         <w:t xml:space="preserve"> </w:t>
       </w:r>
       <w:r>
-        <w:t xml:space="preserve">13 settembre 2026, TurnScript 2.5.0. Le voci tra</w:t>
+        <w:t xml:space="preserve">13 settembre 2026, TurnScript (già LocalTranscript) 2.5.0. Le voci tra</w:t>
       </w:r>
       <w:r>
         <w:t xml:space="preserve"> </w:t>
@@ -99,7 +99,7 @@
         <w:pStyle w:val="FirstParagraph"/>
       </w:pPr>
       <w:r>
-        <w:t xml:space="preserve">TurnScript, versione</w:t>
+        <w:t xml:space="preserve">TurnScript (già LocalTranscript), versione</w:t>
       </w:r>
       <w:r>
         <w:t xml:space="preserve"> </w:t>

--- a/site/docs/turnscript-trattamento-dei-dati-it.docx
+++ b/site/docs/turnscript-trattamento-dei-dati-it.docx
@@ -34,7 +34,7 @@
         <w:t xml:space="preserve"> </w:t>
       </w:r>
       <w:r>
-        <w:t xml:space="preserve">13 settembre 2026, TurnScript (già LocalTranscript) 2.5.0. Le voci tra</w:t>
+        <w:t xml:space="preserve">15 settembre 2026, TurnScript 3.0.0. Le voci tra</w:t>
       </w:r>
       <w:r>
         <w:t xml:space="preserve"> </w:t>
@@ -99,7 +99,7 @@
         <w:pStyle w:val="FirstParagraph"/>
       </w:pPr>
       <w:r>
-        <w:t xml:space="preserve">TurnScript (già LocalTranscript), versione</w:t>
+        <w:t xml:space="preserve">TurnScript, versione</w:t>
       </w:r>
       <w:r>
         <w:t xml:space="preserve"> </w:t>
@@ -108,7 +108,7 @@
         <w:rPr>
           <w:rStyle w:val="VerbatimChar"/>
         </w:rPr>
-        <w:t xml:space="preserve">[2.5.0]</w:t>
+        <w:t xml:space="preserve">[3.0.0]</w:t>
       </w:r>
       <w:r>
         <w:t xml:space="preserve">. Software libero sotto</w:t>
